--- a/docs/rfc_AgendaAcademica.docx
+++ b/docs/rfc_AgendaAcademica.docx
@@ -1,6 +1,6 @@
 
 <file path=word/document.xml><?xml version="1.0" encoding="utf-8"?>
-<w:document xmlns:wpc="http://schemas.microsoft.com/office/word/2010/wordprocessingCanvas" xmlns:cx="http://schemas.microsoft.com/office/drawing/2014/chartex" xmlns:cx1="http://schemas.microsoft.com/office/drawing/2015/9/8/chartex" xmlns:cx2="http://schemas.microsoft.com/office/drawing/2015/10/21/chartex" xmlns:cx3="http://schemas.microsoft.com/office/drawing/2016/5/9/chartex" xmlns:cx4="http://schemas.microsoft.com/office/drawing/2016/5/10/chartex" xmlns:cx5="http://schemas.microsoft.com/office/drawing/2016/5/11/chartex" xmlns:cx6="http://schemas.microsoft.com/office/drawing/2016/5/12/chartex" xmlns:cx7="http://schemas.microsoft.com/office/drawing/2016/5/13/chartex" xmlns:cx8="http://schemas.microsoft.com/office/drawing/2016/5/14/chartex" xmlns:mc="http://schemas.openxmlformats.org/markup-compatibility/2006" xmlns:aink="http://schemas.microsoft.com/office/drawing/2016/ink" xmlns:am3d="http://schemas.microsoft.com/office/drawing/2017/model3d" xmlns:o="urn:schemas-microsoft-com:office:office" xmlns:oel="http://schemas.microsoft.com/office/2019/extlst" xmlns:r="http://schemas.openxmlformats.org/officeDocument/2006/relationships" xmlns:m="http://schemas.openxmlformats.org/officeDocument/2006/math" xmlns:v="urn:schemas-microsoft-com:vml" xmlns:wp14="http://schemas.microsoft.com/office/word/2010/wordprocessingDrawing" xmlns:wp="http://schemas.openxmlformats.org/drawingml/2006/wordprocessingDrawing" xmlns:w10="urn:schemas-microsoft-com:office:word" xmlns:w="http://schemas.openxmlformats.org/wordprocessingml/2006/main" xmlns:w14="http://schemas.microsoft.com/office/word/2010/wordml" xmlns:w15="http://schemas.microsoft.com/office/word/2012/wordml" xmlns:w16cex="http://schemas.microsoft.com/office/word/2018/wordml/cex" xmlns:w16cid="http://schemas.microsoft.com/office/word/2016/wordml/cid" xmlns:w16="http://schemas.microsoft.com/office/word/2018/wordml" xmlns:w16du="http://schemas.microsoft.com/office/word/2023/wordml/word16du" xmlns:w16sdtdh="http://schemas.microsoft.com/office/word/2020/wordml/sdtdatahash" xmlns:w16sdtfl="http://schemas.microsoft.com/office/word/2024/wordml/sdtformatlock" xmlns:w16se="http://schemas.microsoft.com/office/word/2015/wordml/symex" xmlns:wpg="http://schemas.microsoft.com/office/word/2010/wordprocessingGroup" xmlns:wpi="http://schemas.microsoft.com/office/word/2010/wordprocessingInk" xmlns:wne="http://schemas.microsoft.com/office/word/2006/wordml" xmlns:wps="http://schemas.microsoft.com/office/word/2010/wordprocessingShape" mc:Ignorable="w14 w15 w16se w16cid w16 w16cex w16sdtdh w16sdtfl w16du wp14">
+<w:document xmlns:wpc="http://schemas.microsoft.com/office/word/2010/wordprocessingCanvas" xmlns:cx="http://schemas.microsoft.com/office/drawing/2014/chartex" xmlns:cx1="http://schemas.microsoft.com/office/drawing/2015/9/8/chartex" xmlns:cx2="http://schemas.microsoft.com/office/drawing/2015/10/21/chartex" xmlns:cx3="http://schemas.microsoft.com/office/drawing/2016/5/9/chartex" xmlns:cx4="http://schemas.microsoft.com/office/drawing/2016/5/10/chartex" xmlns:cx5="http://schemas.microsoft.com/office/drawing/2016/5/11/chartex" xmlns:cx6="http://schemas.microsoft.com/office/drawing/2016/5/12/chartex" xmlns:cx7="http://schemas.microsoft.com/office/drawing/2016/5/13/chartex" xmlns:cx8="http://schemas.microsoft.com/office/drawing/2016/5/14/chartex" xmlns:mc="http://schemas.openxmlformats.org/markup-compatibility/2006" xmlns:aink="http://schemas.microsoft.com/office/drawing/2016/ink" xmlns:am3d="http://schemas.microsoft.com/office/drawing/2017/model3d" xmlns:o="urn:schemas-microsoft-com:office:office" xmlns:oel="http://schemas.microsoft.com/office/2019/extlst" xmlns:r="http://schemas.openxmlformats.org/officeDocument/2006/relationships" xmlns:m="http://schemas.openxmlformats.org/officeDocument/2006/math" xmlns:v="urn:schemas-microsoft-com:vml" xmlns:wp14="http://schemas.microsoft.com/office/word/2010/wordprocessingDrawing" xmlns:wp="http://schemas.openxmlformats.org/drawingml/2006/wordprocessingDrawing" xmlns:w10="urn:schemas-microsoft-com:office:word" xmlns:w="http://schemas.openxmlformats.org/wordprocessingml/2006/main" xmlns:w14="http://schemas.microsoft.com/office/word/2010/wordml" xmlns:w15="http://schemas.microsoft.com/office/word/2012/wordml" xmlns:w16cex="http://schemas.microsoft.com/office/word/2018/wordml/cex" xmlns:w16cid="http://schemas.microsoft.com/office/word/2016/wordml/cid" xmlns:w16="http://schemas.microsoft.com/office/word/2018/wordml" xmlns:w16sdtdh="http://schemas.microsoft.com/office/word/2020/wordml/sdtdatahash" xmlns:w16se="http://schemas.microsoft.com/office/word/2015/wordml/symex" xmlns:wpg="http://schemas.microsoft.com/office/word/2010/wordprocessingGroup" xmlns:wpi="http://schemas.microsoft.com/office/word/2010/wordprocessingInk" xmlns:wne="http://schemas.microsoft.com/office/word/2006/wordml" xmlns:wps="http://schemas.microsoft.com/office/word/2010/wordprocessingShape" mc:Ignorable="w14 w15 w16se w16cid w16 w16cex w16sdtdh wp14">
   <w:body>
     <w:p>
       <w:pPr>
@@ -566,7 +566,7 @@
               </wp:anchor>
             </w:drawing>
           </mc:Choice>
-          <mc:Fallback>
+          <mc:Fallback xmlns:w16sdtfl="http://schemas.microsoft.com/office/word/2024/wordml/sdtformatlock" xmlns:w16du="http://schemas.microsoft.com/office/word/2023/wordml/word16du">
             <w:pict>
               <v:shapetype w14:anchorId="155B587F" id="_x0000_t202" coordsize="21600,21600" o:spt="202" path="m,l,21600r21600,l21600,xe">
                 <v:stroke joinstyle="miter"/>
@@ -618,7 +618,6 @@
           <w:bCs/>
         </w:rPr>
       </w:pPr>
-      <w:proofErr w:type="spellStart"/>
       <w:r>
         <w:rPr>
           <w:b/>
@@ -626,7 +625,6 @@
         </w:rPr>
         <w:t>hh</w:t>
       </w:r>
-      <w:proofErr w:type="spellEnd"/>
     </w:p>
     <w:p>
       <w:pPr>
@@ -760,26 +758,16 @@
       <w:pPr>
         <w:spacing w:line="360" w:lineRule="auto"/>
       </w:pPr>
-      <w:proofErr w:type="gramStart"/>
-      <w:r>
-        <w:t>1  NOME</w:t>
-      </w:r>
-      <w:proofErr w:type="gramEnd"/>
-      <w:r>
-        <w:t xml:space="preserve"> DO SISTEMA ..............................................................................................</w:t>
+      <w:r>
+        <w:t>1  NOME DO SISTEMA ..............................................................................................</w:t>
       </w:r>
     </w:p>
     <w:p>
       <w:pPr>
         <w:spacing w:line="360" w:lineRule="auto"/>
       </w:pPr>
-      <w:proofErr w:type="gramStart"/>
-      <w:r>
-        <w:t>2  PROBLEMA</w:t>
-      </w:r>
-      <w:proofErr w:type="gramEnd"/>
-      <w:r>
-        <w:t xml:space="preserve"> ............................................................................................................</w:t>
+      <w:r>
+        <w:t>2  PROBLEMA ............................................................................................................</w:t>
       </w:r>
     </w:p>
     <w:p>
@@ -787,15 +775,7 @@
         <w:spacing w:line="360" w:lineRule="auto"/>
       </w:pPr>
       <w:r>
-        <w:t xml:space="preserve">   </w:t>
-      </w:r>
-      <w:proofErr w:type="gramStart"/>
-      <w:r>
-        <w:t>2.1  Descrição</w:t>
-      </w:r>
-      <w:proofErr w:type="gramEnd"/>
-      <w:r>
-        <w:t xml:space="preserve"> do Problema ..................................................................................</w:t>
+        <w:t xml:space="preserve">   2.1  Descrição do Problema ..................................................................................</w:t>
       </w:r>
     </w:p>
     <w:p>
@@ -803,15 +783,7 @@
         <w:spacing w:line="360" w:lineRule="auto"/>
       </w:pPr>
       <w:r>
-        <w:t xml:space="preserve">   </w:t>
-      </w:r>
-      <w:proofErr w:type="gramStart"/>
-      <w:r>
-        <w:t>2.2  Quem</w:t>
-      </w:r>
-      <w:proofErr w:type="gramEnd"/>
-      <w:r>
-        <w:t xml:space="preserve"> Enfrenta Esse Problema? ..................................................................</w:t>
+        <w:t xml:space="preserve">   2.2  Quem Enfrenta Esse Problema? ..................................................................</w:t>
       </w:r>
     </w:p>
     <w:p>
@@ -819,15 +791,7 @@
         <w:spacing w:line="360" w:lineRule="auto"/>
       </w:pPr>
       <w:r>
-        <w:t xml:space="preserve">   </w:t>
-      </w:r>
-      <w:proofErr w:type="gramStart"/>
-      <w:r>
-        <w:t>2.3  Frequência</w:t>
-      </w:r>
-      <w:proofErr w:type="gramEnd"/>
-      <w:r>
-        <w:t xml:space="preserve"> e Impacto ....................................................................................</w:t>
+        <w:t xml:space="preserve">   2.3  Frequência e Impacto ....................................................................................</w:t>
       </w:r>
     </w:p>
     <w:p>
@@ -835,28 +799,15 @@
         <w:spacing w:line="360" w:lineRule="auto"/>
       </w:pPr>
       <w:r>
-        <w:t xml:space="preserve">   </w:t>
-      </w:r>
-      <w:proofErr w:type="gramStart"/>
-      <w:r>
-        <w:t>2.4  Importância</w:t>
-      </w:r>
-      <w:proofErr w:type="gramEnd"/>
-      <w:r>
-        <w:t xml:space="preserve"> da Solução .................................................................................</w:t>
+        <w:t xml:space="preserve">   2.4  Importância da Solução .................................................................................</w:t>
       </w:r>
     </w:p>
     <w:p>
       <w:pPr>
         <w:spacing w:line="360" w:lineRule="auto"/>
       </w:pPr>
-      <w:proofErr w:type="gramStart"/>
-      <w:r>
-        <w:t>3  SOLUÇÃO</w:t>
-      </w:r>
-      <w:proofErr w:type="gramEnd"/>
-      <w:r>
-        <w:t xml:space="preserve"> PROPOSTA ..........................................................................................</w:t>
+      <w:r>
+        <w:t>3  SOLUÇÃO PROPOSTA ..........................................................................................</w:t>
       </w:r>
     </w:p>
     <w:p>
@@ -864,15 +815,7 @@
         <w:spacing w:line="360" w:lineRule="auto"/>
       </w:pPr>
       <w:r>
-        <w:t xml:space="preserve">   </w:t>
-      </w:r>
-      <w:proofErr w:type="gramStart"/>
-      <w:r>
-        <w:t>3.1  Visão</w:t>
-      </w:r>
-      <w:proofErr w:type="gramEnd"/>
-      <w:r>
-        <w:t xml:space="preserve"> Geral do Sistema ..................................................................................</w:t>
+        <w:t xml:space="preserve">   3.1  Visão Geral do Sistema ..................................................................................</w:t>
       </w:r>
     </w:p>
     <w:p>
@@ -880,15 +823,7 @@
         <w:spacing w:line="360" w:lineRule="auto"/>
       </w:pPr>
       <w:r>
-        <w:t xml:space="preserve">   </w:t>
-      </w:r>
-      <w:proofErr w:type="gramStart"/>
-      <w:r>
-        <w:t>3.2  Fluxo</w:t>
-      </w:r>
-      <w:proofErr w:type="gramEnd"/>
-      <w:r>
-        <w:t xml:space="preserve"> Principal da Aplicação ..........................................................................</w:t>
+        <w:t xml:space="preserve">   3.2  Fluxo Principal da Aplicação ..........................................................................</w:t>
       </w:r>
     </w:p>
     <w:p>
@@ -896,15 +831,7 @@
         <w:spacing w:line="360" w:lineRule="auto"/>
       </w:pPr>
       <w:r>
-        <w:t xml:space="preserve">   </w:t>
-      </w:r>
-      <w:proofErr w:type="gramStart"/>
-      <w:r>
-        <w:t>3.3  Módulos</w:t>
-      </w:r>
-      <w:proofErr w:type="gramEnd"/>
-      <w:r>
-        <w:t xml:space="preserve"> Principais ..........................................................................................</w:t>
+        <w:t xml:space="preserve">   3.3  Módulos Principais ..........................................................................................</w:t>
       </w:r>
     </w:p>
     <w:p>
@@ -912,28 +839,15 @@
         <w:spacing w:line="360" w:lineRule="auto"/>
       </w:pPr>
       <w:r>
-        <w:t xml:space="preserve">   </w:t>
-      </w:r>
-      <w:proofErr w:type="gramStart"/>
-      <w:r>
-        <w:t>3.4  Interação</w:t>
-      </w:r>
-      <w:proofErr w:type="gramEnd"/>
-      <w:r>
-        <w:t xml:space="preserve"> do Usuário ......................................................................................</w:t>
+        <w:t xml:space="preserve">   3.4  Interação do Usuário ......................................................................................</w:t>
       </w:r>
     </w:p>
     <w:p>
       <w:pPr>
         <w:spacing w:line="360" w:lineRule="auto"/>
       </w:pPr>
-      <w:proofErr w:type="gramStart"/>
-      <w:r>
-        <w:t>4  USO</w:t>
-      </w:r>
-      <w:proofErr w:type="gramEnd"/>
-      <w:r>
-        <w:t xml:space="preserve"> DAS ESTRUTURAS DE DADOS ..................................................................</w:t>
+      <w:r>
+        <w:t>4  USO DAS ESTRUTURAS DE DADOS ..................................................................</w:t>
       </w:r>
     </w:p>
     <w:p>
@@ -941,15 +855,7 @@
         <w:spacing w:line="360" w:lineRule="auto"/>
       </w:pPr>
       <w:r>
-        <w:t xml:space="preserve">   </w:t>
-      </w:r>
-      <w:proofErr w:type="gramStart"/>
-      <w:r>
-        <w:t>4.1  Lista</w:t>
-      </w:r>
-      <w:proofErr w:type="gramEnd"/>
-      <w:r>
-        <w:t xml:space="preserve"> ..................................................................................................................</w:t>
+        <w:t xml:space="preserve">   4.1  Lista ..................................................................................................................</w:t>
       </w:r>
     </w:p>
     <w:p>
@@ -957,15 +863,7 @@
         <w:spacing w:line="360" w:lineRule="auto"/>
       </w:pPr>
       <w:r>
-        <w:t xml:space="preserve">   </w:t>
-      </w:r>
-      <w:proofErr w:type="gramStart"/>
-      <w:r>
-        <w:t>4.2  Fila</w:t>
-      </w:r>
-      <w:proofErr w:type="gramEnd"/>
-      <w:r>
-        <w:t xml:space="preserve"> .....................................................................................................................</w:t>
+        <w:t xml:space="preserve">   4.2  Fila .....................................................................................................................</w:t>
       </w:r>
     </w:p>
     <w:p>
@@ -973,28 +871,15 @@
         <w:spacing w:line="360" w:lineRule="auto"/>
       </w:pPr>
       <w:r>
-        <w:t xml:space="preserve">   </w:t>
-      </w:r>
-      <w:proofErr w:type="gramStart"/>
-      <w:r>
-        <w:t>4.3  Pilha</w:t>
-      </w:r>
-      <w:proofErr w:type="gramEnd"/>
-      <w:r>
-        <w:t xml:space="preserve"> ...................................................................................................................</w:t>
+        <w:t xml:space="preserve">   4.3  Pilha ...................................................................................................................</w:t>
       </w:r>
     </w:p>
     <w:p>
       <w:pPr>
         <w:spacing w:line="360" w:lineRule="auto"/>
       </w:pPr>
-      <w:proofErr w:type="gramStart"/>
-      <w:r>
-        <w:t>5  COMPLEXIDADE</w:t>
-      </w:r>
-      <w:proofErr w:type="gramEnd"/>
-      <w:r>
-        <w:t xml:space="preserve"> COMPUTACIONAL .................................................................</w:t>
+      <w:r>
+        <w:t>5  COMPLEXIDADE COMPUTACIONAL .................................................................</w:t>
       </w:r>
     </w:p>
     <w:p>
@@ -1002,15 +887,7 @@
         <w:spacing w:line="360" w:lineRule="auto"/>
       </w:pPr>
       <w:r>
-        <w:t xml:space="preserve">   </w:t>
-      </w:r>
-      <w:proofErr w:type="gramStart"/>
-      <w:r>
-        <w:t>5.1  Operações</w:t>
-      </w:r>
-      <w:proofErr w:type="gramEnd"/>
-      <w:r>
-        <w:t xml:space="preserve"> Custosas Identificadas ...............................................................</w:t>
+        <w:t xml:space="preserve">   5.1  Operações Custosas Identificadas ...............................................................</w:t>
       </w:r>
     </w:p>
     <w:p>
@@ -1018,15 +895,7 @@
         <w:spacing w:line="360" w:lineRule="auto"/>
       </w:pPr>
       <w:r>
-        <w:t xml:space="preserve">   </w:t>
-      </w:r>
-      <w:proofErr w:type="gramStart"/>
-      <w:r>
-        <w:t>5.2  Análise</w:t>
-      </w:r>
-      <w:proofErr w:type="gramEnd"/>
-      <w:r>
-        <w:t xml:space="preserve"> de Escalabilidade ...............................................................................</w:t>
+        <w:t xml:space="preserve">   5.2  Análise de Escalabilidade ...............................................................................</w:t>
       </w:r>
     </w:p>
     <w:p>
@@ -1034,28 +903,15 @@
         <w:spacing w:line="360" w:lineRule="auto"/>
       </w:pPr>
       <w:r>
-        <w:t xml:space="preserve">   </w:t>
-      </w:r>
-      <w:proofErr w:type="gramStart"/>
-      <w:r>
-        <w:t>5.3  Dashboard</w:t>
-      </w:r>
-      <w:proofErr w:type="gramEnd"/>
-      <w:r>
-        <w:t xml:space="preserve"> de Desempenho ...........................................................................</w:t>
+        <w:t xml:space="preserve">   5.3  Dashboard de Desempenho ...........................................................................</w:t>
       </w:r>
     </w:p>
     <w:p>
       <w:pPr>
         <w:spacing w:line="360" w:lineRule="auto"/>
       </w:pPr>
-      <w:proofErr w:type="gramStart"/>
-      <w:r>
-        <w:t>6  CONCLUSÃO</w:t>
-      </w:r>
-      <w:proofErr w:type="gramEnd"/>
-      <w:r>
-        <w:t xml:space="preserve"> ..........................................................................................................</w:t>
+      <w:r>
+        <w:t>6  CONCLUSÃO ..........................................................................................................</w:t>
       </w:r>
     </w:p>
     <w:p>
@@ -1063,15 +919,7 @@
         <w:spacing w:line="360" w:lineRule="auto"/>
       </w:pPr>
       <w:r>
-        <w:t xml:space="preserve">   </w:t>
-      </w:r>
-      <w:proofErr w:type="gramStart"/>
-      <w:r>
-        <w:t>6.1  Resumo</w:t>
-      </w:r>
-      <w:proofErr w:type="gramEnd"/>
-      <w:r>
-        <w:t xml:space="preserve"> da Proposta .......................................................................................</w:t>
+        <w:t xml:space="preserve">   6.1  Resumo da Proposta .......................................................................................</w:t>
       </w:r>
     </w:p>
     <w:p>
@@ -1079,15 +927,7 @@
         <w:spacing w:line="360" w:lineRule="auto"/>
       </w:pPr>
       <w:r>
-        <w:t xml:space="preserve">   </w:t>
-      </w:r>
-      <w:proofErr w:type="gramStart"/>
-      <w:r>
-        <w:t>6.2  Principais</w:t>
-      </w:r>
-      <w:proofErr w:type="gramEnd"/>
-      <w:r>
-        <w:t xml:space="preserve"> Benefícios .......................................................................................</w:t>
+        <w:t xml:space="preserve">   6.2  Principais Benefícios .......................................................................................</w:t>
       </w:r>
     </w:p>
     <w:p>
@@ -1095,41 +935,23 @@
         <w:spacing w:line="360" w:lineRule="auto"/>
       </w:pPr>
       <w:r>
-        <w:t xml:space="preserve">   </w:t>
-      </w:r>
-      <w:proofErr w:type="gramStart"/>
-      <w:r>
-        <w:t>6.3  Viabilidade</w:t>
-      </w:r>
-      <w:proofErr w:type="gramEnd"/>
-      <w:r>
-        <w:t xml:space="preserve"> Técnica ..........................................................................................</w:t>
+        <w:t xml:space="preserve">   6.3  Viabilidade Técnica ..........................................................................................</w:t>
       </w:r>
     </w:p>
     <w:p>
       <w:pPr>
         <w:spacing w:line="360" w:lineRule="auto"/>
       </w:pPr>
-      <w:proofErr w:type="gramStart"/>
-      <w:r>
-        <w:t>7  CHECKLIST</w:t>
-      </w:r>
-      <w:proofErr w:type="gramEnd"/>
-      <w:r>
-        <w:t xml:space="preserve"> DE AUTOAVALIAÇÃO ......................................................................</w:t>
+      <w:r>
+        <w:t>7  CHECKLIST DE AUTOAVALIAÇÃO ......................................................................</w:t>
       </w:r>
     </w:p>
     <w:p>
       <w:pPr>
         <w:spacing w:line="360" w:lineRule="auto"/>
       </w:pPr>
-      <w:proofErr w:type="gramStart"/>
-      <w:r>
-        <w:t>8  REFERÊNCIAS</w:t>
-      </w:r>
-      <w:proofErr w:type="gramEnd"/>
-      <w:r>
-        <w:t xml:space="preserve"> .......................................................................................................</w:t>
+      <w:r>
+        <w:t>8  REFERÊNCIAS .......................................................................................................</w:t>
       </w:r>
     </w:p>
     <w:p>
@@ -2133,7 +1955,6 @@
           <w:iCs/>
         </w:rPr>
       </w:pPr>
-      <w:proofErr w:type="spellStart"/>
       <w:r>
         <w:rPr>
           <w:i/>
@@ -2141,7 +1962,6 @@
         </w:rPr>
         <w:t>Enqueue</w:t>
       </w:r>
-      <w:proofErr w:type="spellEnd"/>
       <w:r>
         <w:rPr>
           <w:i/>
@@ -2172,7 +1992,6 @@
         <w:ind w:left="708"/>
         <w:jc w:val="both"/>
       </w:pPr>
-      <w:proofErr w:type="spellStart"/>
       <w:r>
         <w:rPr>
           <w:i/>
@@ -2180,59 +1999,40 @@
         </w:rPr>
         <w:t>Dequeue</w:t>
       </w:r>
-      <w:proofErr w:type="spellEnd"/>
       <w:r>
         <w:rPr>
           <w:i/>
           <w:iCs/>
         </w:rPr>
-        <w:t xml:space="preserve"> (</w:t>
-      </w:r>
-      <w:proofErr w:type="spellStart"/>
+        <w:t xml:space="preserve"> (desenfileirar)</w:t>
+      </w:r>
       <w:r>
         <w:rPr>
           <w:i/>
           <w:iCs/>
         </w:rPr>
-        <w:t>desenfileirar</w:t>
-      </w:r>
-      <w:proofErr w:type="spellEnd"/>
+        <w:t>:</w:t>
+      </w:r>
+      <w:r>
+        <w:t xml:space="preserve"> </w:t>
+      </w:r>
+      <w:r>
+        <w:t>ao enviar uma notificação.</w:t>
+      </w:r>
+    </w:p>
+    <w:p>
+      <w:pPr>
+        <w:spacing w:line="480" w:lineRule="auto"/>
+        <w:ind w:left="708"/>
+        <w:jc w:val="both"/>
+      </w:pPr>
       <w:r>
         <w:rPr>
           <w:i/>
           <w:iCs/>
         </w:rPr>
-        <w:t>)</w:t>
-      </w:r>
-      <w:r>
-        <w:rPr>
-          <w:i/>
-          <w:iCs/>
-        </w:rPr>
-        <w:t>:</w:t>
-      </w:r>
-      <w:r>
-        <w:t xml:space="preserve"> </w:t>
-      </w:r>
-      <w:r>
-        <w:t>ao enviar uma notificação.</w:t>
-      </w:r>
-    </w:p>
-    <w:p>
-      <w:pPr>
-        <w:spacing w:line="480" w:lineRule="auto"/>
-        <w:ind w:left="708"/>
-        <w:jc w:val="both"/>
-      </w:pPr>
-      <w:proofErr w:type="spellStart"/>
-      <w:r>
-        <w:rPr>
-          <w:i/>
-          <w:iCs/>
-        </w:rPr>
         <w:t>Peek</w:t>
       </w:r>
-      <w:proofErr w:type="spellEnd"/>
       <w:r>
         <w:rPr>
           <w:i/>
@@ -2535,15 +2335,7 @@
         <w:jc w:val="both"/>
       </w:pPr>
       <w:r>
-        <w:t>A pilha é utilizada para implementar o mecanismo de desfazer ações (</w:t>
-      </w:r>
-      <w:proofErr w:type="spellStart"/>
-      <w:r>
-        <w:t>undo</w:t>
-      </w:r>
-      <w:proofErr w:type="spellEnd"/>
-      <w:r>
-        <w:t>), garantindo que as operações sejam revertidas na ordem inversa em que foram executadas.</w:t>
+        <w:t>A pilha é utilizada para implementar o mecanismo de desfazer ações (undo), garantindo que as operações sejam revertidas na ordem inversa em que foram executadas.</w:t>
       </w:r>
     </w:p>
     <w:p>
@@ -2573,24 +2365,31 @@
         <w:spacing w:line="360" w:lineRule="auto"/>
         <w:jc w:val="both"/>
       </w:pPr>
-      <w:proofErr w:type="spellStart"/>
       <w:r>
         <w:rPr>
           <w:i/>
           <w:iCs/>
         </w:rPr>
-        <w:t>Push</w:t>
-      </w:r>
-      <w:proofErr w:type="spellEnd"/>
+        <w:t xml:space="preserve">Push (empilhar): - </w:t>
+      </w:r>
+      <w:r>
+        <w:t>registrar uma nova ação após sua execução</w:t>
+      </w:r>
+    </w:p>
+    <w:p>
+      <w:pPr>
+        <w:spacing w:line="360" w:lineRule="auto"/>
+        <w:jc w:val="both"/>
+      </w:pPr>
       <w:r>
         <w:rPr>
           <w:i/>
           <w:iCs/>
         </w:rPr>
-        <w:t xml:space="preserve"> (empilhar): - </w:t>
-      </w:r>
-      <w:r>
-        <w:t>registrar uma nova ação após sua execução</w:t>
+        <w:t xml:space="preserve">Pop (desempilhar): - </w:t>
+      </w:r>
+      <w:r>
+        <w:t>remover a última ação e revertê-la</w:t>
       </w:r>
     </w:p>
     <w:p>
@@ -2603,32 +2402,7 @@
           <w:i/>
           <w:iCs/>
         </w:rPr>
-        <w:t xml:space="preserve">Pop (desempilhar): - </w:t>
-      </w:r>
-      <w:r>
-        <w:t>remover a última ação e revertê-la</w:t>
-      </w:r>
-    </w:p>
-    <w:p>
-      <w:pPr>
-        <w:spacing w:line="360" w:lineRule="auto"/>
-        <w:jc w:val="both"/>
-      </w:pPr>
-      <w:proofErr w:type="spellStart"/>
-      <w:r>
-        <w:rPr>
-          <w:i/>
-          <w:iCs/>
-        </w:rPr>
-        <w:t>Peek</w:t>
-      </w:r>
-      <w:proofErr w:type="spellEnd"/>
-      <w:r>
-        <w:rPr>
-          <w:i/>
-          <w:iCs/>
-        </w:rPr>
-        <w:t xml:space="preserve"> (espiar topo): - </w:t>
+        <w:t xml:space="preserve">Peek (espiar topo): - </w:t>
       </w:r>
       <w:r>
         <w:t>consultar a última ação sem removê-la</w:t>
@@ -3313,35 +3087,7 @@
               <w:rPr>
                 <w:bCs/>
               </w:rPr>
-              <w:t>Ordenação (</w:t>
-            </w:r>
-            <w:proofErr w:type="spellStart"/>
-            <w:r>
-              <w:rPr>
-                <w:bCs/>
-              </w:rPr>
-              <w:t>Insertion</w:t>
-            </w:r>
-            <w:proofErr w:type="spellEnd"/>
-            <w:r>
-              <w:rPr>
-                <w:bCs/>
-              </w:rPr>
-              <w:t xml:space="preserve"> </w:t>
-            </w:r>
-            <w:proofErr w:type="spellStart"/>
-            <w:r>
-              <w:rPr>
-                <w:bCs/>
-              </w:rPr>
-              <w:t>Sort</w:t>
-            </w:r>
-            <w:proofErr w:type="spellEnd"/>
-            <w:r>
-              <w:rPr>
-                <w:bCs/>
-              </w:rPr>
-              <w:t>)</w:t>
+              <w:t>Ordenação (Insertion Sort)</w:t>
             </w:r>
           </w:p>
         </w:tc>
@@ -3476,21 +3222,7 @@
               <w:rPr>
                 <w:bCs/>
               </w:rPr>
-              <w:t xml:space="preserve">ge </w:t>
-            </w:r>
-            <w:proofErr w:type="spellStart"/>
-            <w:r>
-              <w:rPr>
-                <w:bCs/>
-              </w:rPr>
-              <w:t>Sort</w:t>
-            </w:r>
-            <w:proofErr w:type="spellEnd"/>
-            <w:r>
-              <w:rPr>
-                <w:bCs/>
-              </w:rPr>
-              <w:t>)</w:t>
+              <w:t>ge Sort)</w:t>
             </w:r>
           </w:p>
         </w:tc>
@@ -3646,16 +3378,8 @@
               <w:rPr>
                 <w:bCs/>
               </w:rPr>
-              <w:t xml:space="preserve">FIFO com </w:t>
+              <w:t>FIFO com dequeue</w:t>
             </w:r>
-            <w:proofErr w:type="spellStart"/>
-            <w:r>
-              <w:rPr>
-                <w:bCs/>
-              </w:rPr>
-              <w:t>dequeue</w:t>
-            </w:r>
-            <w:proofErr w:type="spellEnd"/>
           </w:p>
         </w:tc>
         <w:tc>
@@ -3788,31 +3512,13 @@
         <w:jc w:val="both"/>
       </w:pPr>
       <w:r>
-        <w:t xml:space="preserve">O sistema utiliza </w:t>
-      </w:r>
-      <w:proofErr w:type="spellStart"/>
-      <w:r>
-        <w:t>Insertion</w:t>
-      </w:r>
-      <w:proofErr w:type="spellEnd"/>
-      <w:r>
-        <w:t xml:space="preserve"> </w:t>
-      </w:r>
-      <w:proofErr w:type="spellStart"/>
-      <w:r>
-        <w:t>Sort</w:t>
-      </w:r>
-      <w:proofErr w:type="spellEnd"/>
-      <w:r>
-        <w:t xml:space="preserve"> para listas pequenas ou parcialmente ordenadas (até ~1.000 elementos), e Merge </w:t>
-      </w:r>
-      <w:proofErr w:type="spellStart"/>
-      <w:r>
-        <w:t>Sort</w:t>
-      </w:r>
-      <w:proofErr w:type="spellEnd"/>
-      <w:r>
-        <w:t xml:space="preserve"> para volumes maiores, garantindo melhor desempenho conforme o crescimento dos dados.</w:t>
+        <w:t xml:space="preserve">O sistema utiliza Insertion Sort para listas pequenas (até </w:t>
+      </w:r>
+      <w:r>
+        <w:t>5 elementos</w:t>
+      </w:r>
+      <w:r>
+        <w:t>), e Merge Sort para volumes maiores, garantindo melhor desempenho conforme o crescimento dos dados.</w:t>
       </w:r>
     </w:p>
     <w:p>
@@ -3925,67 +3631,21 @@
           <w:bCs/>
           <w:color w:val="auto"/>
         </w:rPr>
-        <w:t>(</w:t>
-      </w:r>
-      <w:proofErr w:type="spellStart"/>
+        <w:t>(ms)</w:t>
+      </w:r>
       <w:r>
         <w:rPr>
           <w:b/>
           <w:bCs/>
           <w:color w:val="auto"/>
         </w:rPr>
-        <w:t>ms</w:t>
-      </w:r>
-      <w:proofErr w:type="spellEnd"/>
-      <w:r>
-        <w:rPr>
-          <w:b/>
-          <w:bCs/>
+        <w:t>:</w:t>
+      </w:r>
+      <w:r>
+        <w:rPr>
           <w:color w:val="auto"/>
         </w:rPr>
-        <w:t>)</w:t>
-      </w:r>
-      <w:r>
-        <w:rPr>
-          <w:b/>
-          <w:bCs/>
-          <w:color w:val="auto"/>
-        </w:rPr>
-        <w:t>:</w:t>
-      </w:r>
-      <w:r>
-        <w:rPr>
-          <w:color w:val="auto"/>
-        </w:rPr>
-        <w:t xml:space="preserve"> Tempo médio decorrido entre a inserção no final da fila (</w:t>
-      </w:r>
-      <w:proofErr w:type="spellStart"/>
-      <w:r>
-        <w:rPr>
-          <w:color w:val="auto"/>
-        </w:rPr>
-        <w:t>Enqueue</w:t>
-      </w:r>
-      <w:proofErr w:type="spellEnd"/>
-      <w:r>
-        <w:rPr>
-          <w:color w:val="auto"/>
-        </w:rPr>
-        <w:t>) e o processamento no início (</w:t>
-      </w:r>
-      <w:proofErr w:type="spellStart"/>
-      <w:r>
-        <w:rPr>
-          <w:color w:val="auto"/>
-        </w:rPr>
-        <w:t>Dequeue</w:t>
-      </w:r>
-      <w:proofErr w:type="spellEnd"/>
-      <w:r>
-        <w:rPr>
-          <w:color w:val="auto"/>
-        </w:rPr>
-        <w:t xml:space="preserve">). </w:t>
+        <w:t xml:space="preserve"> Tempo médio decorrido entre a inserção no final da fila (Enqueue) e o processamento no início (Dequeue). </w:t>
       </w:r>
     </w:p>
     <w:p>
@@ -4087,23 +3747,7 @@
           <w:b/>
           <w:bCs/>
         </w:rPr>
-        <w:t xml:space="preserve"> (</w:t>
-      </w:r>
-      <w:proofErr w:type="spellStart"/>
-      <w:r>
-        <w:rPr>
-          <w:b/>
-          <w:bCs/>
-        </w:rPr>
-        <w:t>ms</w:t>
-      </w:r>
-      <w:proofErr w:type="spellEnd"/>
-      <w:r>
-        <w:rPr>
-          <w:b/>
-          <w:bCs/>
-        </w:rPr>
-        <w:t>)</w:t>
+        <w:t xml:space="preserve"> (ms)</w:t>
       </w:r>
       <w:r>
         <w:rPr>
@@ -4346,7 +3990,6 @@
           <w:b/>
           <w:bCs/>
         </w:rPr>
-        <w:lastRenderedPageBreak/>
         <w:t>Alertas de Performance:</w:t>
       </w:r>
     </w:p>
@@ -4368,6 +4011,7 @@
           <w:bCs/>
           <w:color w:val="auto"/>
         </w:rPr>
+        <w:lastRenderedPageBreak/>
         <w:t>Alerta de Gargalo na Fila:</w:t>
       </w:r>
       <w:r>
@@ -4467,21 +4111,7 @@
         <w:rPr>
           <w:color w:val="auto"/>
         </w:rPr>
-        <w:t xml:space="preserve"> recomendação de migração para estruturas mais eficientes, como tabelas </w:t>
-      </w:r>
-      <w:proofErr w:type="spellStart"/>
-      <w:r>
-        <w:rPr>
-          <w:color w:val="auto"/>
-        </w:rPr>
-        <w:t>hash</w:t>
-      </w:r>
-      <w:proofErr w:type="spellEnd"/>
-      <w:r>
-        <w:rPr>
-          <w:color w:val="auto"/>
-        </w:rPr>
-        <w:t xml:space="preserve"> ou árvores balanceadas.</w:t>
+        <w:t xml:space="preserve"> recomendação de migração para estruturas mais eficientes, como tabelas hash ou árvores balanceadas.</w:t>
       </w:r>
     </w:p>
     <w:p>
@@ -4863,7 +4493,6 @@
         <w:contextualSpacing w:val="0"/>
       </w:pPr>
       <w:r>
-        <w:lastRenderedPageBreak/>
         <w:t>A solução é viável e faz sentido?</w:t>
       </w:r>
       <w:r>
@@ -4880,6 +4509,7 @@
         <w:contextualSpacing w:val="0"/>
       </w:pPr>
       <w:r>
+        <w:lastRenderedPageBreak/>
         <w:t>O fluxo do sistema está claro?</w:t>
       </w:r>
       <w:r>
@@ -5225,7 +4855,7 @@
 </file>
 
 <file path=word/numbering.xml><?xml version="1.0" encoding="utf-8"?>
-<w:numbering xmlns:wpc="http://schemas.microsoft.com/office/word/2010/wordprocessingCanvas" xmlns:cx="http://schemas.microsoft.com/office/drawing/2014/chartex" xmlns:cx1="http://schemas.microsoft.com/office/drawing/2015/9/8/chartex" xmlns:cx2="http://schemas.microsoft.com/office/drawing/2015/10/21/chartex" xmlns:cx3="http://schemas.microsoft.com/office/drawing/2016/5/9/chartex" xmlns:cx4="http://schemas.microsoft.com/office/drawing/2016/5/10/chartex" xmlns:cx5="http://schemas.microsoft.com/office/drawing/2016/5/11/chartex" xmlns:cx6="http://schemas.microsoft.com/office/drawing/2016/5/12/chartex" xmlns:cx7="http://schemas.microsoft.com/office/drawing/2016/5/13/chartex" xmlns:cx8="http://schemas.microsoft.com/office/drawing/2016/5/14/chartex" xmlns:mc="http://schemas.openxmlformats.org/markup-compatibility/2006" xmlns:aink="http://schemas.microsoft.com/office/drawing/2016/ink" xmlns:am3d="http://schemas.microsoft.com/office/drawing/2017/model3d" xmlns:o="urn:schemas-microsoft-com:office:office" xmlns:oel="http://schemas.microsoft.com/office/2019/extlst" xmlns:r="http://schemas.openxmlformats.org/officeDocument/2006/relationships" xmlns:m="http://schemas.openxmlformats.org/officeDocument/2006/math" xmlns:v="urn:schemas-microsoft-com:vml" xmlns:wp14="http://schemas.microsoft.com/office/word/2010/wordprocessingDrawing" xmlns:wp="http://schemas.openxmlformats.org/drawingml/2006/wordprocessingDrawing" xmlns:w10="urn:schemas-microsoft-com:office:word" xmlns:w="http://schemas.openxmlformats.org/wordprocessingml/2006/main" xmlns:w14="http://schemas.microsoft.com/office/word/2010/wordml" xmlns:w15="http://schemas.microsoft.com/office/word/2012/wordml" xmlns:w16cex="http://schemas.microsoft.com/office/word/2018/wordml/cex" xmlns:w16cid="http://schemas.microsoft.com/office/word/2016/wordml/cid" xmlns:w16="http://schemas.microsoft.com/office/word/2018/wordml" xmlns:w16du="http://schemas.microsoft.com/office/word/2023/wordml/word16du" xmlns:w16sdtdh="http://schemas.microsoft.com/office/word/2020/wordml/sdtdatahash" xmlns:w16sdtfl="http://schemas.microsoft.com/office/word/2024/wordml/sdtformatlock" xmlns:w16se="http://schemas.microsoft.com/office/word/2015/wordml/symex" xmlns:wpg="http://schemas.microsoft.com/office/word/2010/wordprocessingGroup" xmlns:wpi="http://schemas.microsoft.com/office/word/2010/wordprocessingInk" xmlns:wne="http://schemas.microsoft.com/office/word/2006/wordml" xmlns:wps="http://schemas.microsoft.com/office/word/2010/wordprocessingShape" mc:Ignorable="w14 w15 w16se w16cid w16 w16cex w16sdtdh w16sdtfl w16du wp14">
+<w:numbering xmlns:wpc="http://schemas.microsoft.com/office/word/2010/wordprocessingCanvas" xmlns:cx="http://schemas.microsoft.com/office/drawing/2014/chartex" xmlns:cx1="http://schemas.microsoft.com/office/drawing/2015/9/8/chartex" xmlns:cx2="http://schemas.microsoft.com/office/drawing/2015/10/21/chartex" xmlns:cx3="http://schemas.microsoft.com/office/drawing/2016/5/9/chartex" xmlns:cx4="http://schemas.microsoft.com/office/drawing/2016/5/10/chartex" xmlns:cx5="http://schemas.microsoft.com/office/drawing/2016/5/11/chartex" xmlns:cx6="http://schemas.microsoft.com/office/drawing/2016/5/12/chartex" xmlns:cx7="http://schemas.microsoft.com/office/drawing/2016/5/13/chartex" xmlns:cx8="http://schemas.microsoft.com/office/drawing/2016/5/14/chartex" xmlns:mc="http://schemas.openxmlformats.org/markup-compatibility/2006" xmlns:aink="http://schemas.microsoft.com/office/drawing/2016/ink" xmlns:am3d="http://schemas.microsoft.com/office/drawing/2017/model3d" xmlns:o="urn:schemas-microsoft-com:office:office" xmlns:oel="http://schemas.microsoft.com/office/2019/extlst" xmlns:r="http://schemas.openxmlformats.org/officeDocument/2006/relationships" xmlns:m="http://schemas.openxmlformats.org/officeDocument/2006/math" xmlns:v="urn:schemas-microsoft-com:vml" xmlns:wp14="http://schemas.microsoft.com/office/word/2010/wordprocessingDrawing" xmlns:wp="http://schemas.openxmlformats.org/drawingml/2006/wordprocessingDrawing" xmlns:w10="urn:schemas-microsoft-com:office:word" xmlns:w="http://schemas.openxmlformats.org/wordprocessingml/2006/main" xmlns:w14="http://schemas.microsoft.com/office/word/2010/wordml" xmlns:w15="http://schemas.microsoft.com/office/word/2012/wordml" xmlns:w16cex="http://schemas.microsoft.com/office/word/2018/wordml/cex" xmlns:w16cid="http://schemas.microsoft.com/office/word/2016/wordml/cid" xmlns:w16="http://schemas.microsoft.com/office/word/2018/wordml" xmlns:w16sdtdh="http://schemas.microsoft.com/office/word/2020/wordml/sdtdatahash" xmlns:w16se="http://schemas.microsoft.com/office/word/2015/wordml/symex" xmlns:wpg="http://schemas.microsoft.com/office/word/2010/wordprocessingGroup" xmlns:wpi="http://schemas.microsoft.com/office/word/2010/wordprocessingInk" xmlns:wne="http://schemas.microsoft.com/office/word/2006/wordml" xmlns:wps="http://schemas.microsoft.com/office/word/2010/wordprocessingShape" mc:Ignorable="w14 w15 w16se w16cid w16 w16cex w16sdtdh wp14">
   <w:abstractNum w:abstractNumId="0" w15:restartNumberingAfterBreak="0">
     <w:nsid w:val="005317FA"/>
     <w:multiLevelType w:val="hybridMultilevel"/>
@@ -7318,7 +6948,7 @@
 </file>
 
 <file path=word/styles.xml><?xml version="1.0" encoding="utf-8"?>
-<w:styles xmlns:mc="http://schemas.openxmlformats.org/markup-compatibility/2006" xmlns:r="http://schemas.openxmlformats.org/officeDocument/2006/relationships" xmlns:w="http://schemas.openxmlformats.org/wordprocessingml/2006/main" xmlns:w14="http://schemas.microsoft.com/office/word/2010/wordml" xmlns:w15="http://schemas.microsoft.com/office/word/2012/wordml" xmlns:w16cex="http://schemas.microsoft.com/office/word/2018/wordml/cex" xmlns:w16cid="http://schemas.microsoft.com/office/word/2016/wordml/cid" xmlns:w16="http://schemas.microsoft.com/office/word/2018/wordml" xmlns:w16du="http://schemas.microsoft.com/office/word/2023/wordml/word16du" xmlns:w16sdtdh="http://schemas.microsoft.com/office/word/2020/wordml/sdtdatahash" xmlns:w16sdtfl="http://schemas.microsoft.com/office/word/2024/wordml/sdtformatlock" xmlns:w16se="http://schemas.microsoft.com/office/word/2015/wordml/symex" mc:Ignorable="w14 w15 w16se w16cid w16 w16cex w16sdtdh w16sdtfl w16du">
+<w:styles xmlns:mc="http://schemas.openxmlformats.org/markup-compatibility/2006" xmlns:r="http://schemas.openxmlformats.org/officeDocument/2006/relationships" xmlns:w="http://schemas.openxmlformats.org/wordprocessingml/2006/main" xmlns:w14="http://schemas.microsoft.com/office/word/2010/wordml" xmlns:w15="http://schemas.microsoft.com/office/word/2012/wordml" xmlns:w16cex="http://schemas.microsoft.com/office/word/2018/wordml/cex" xmlns:w16cid="http://schemas.microsoft.com/office/word/2016/wordml/cid" xmlns:w16="http://schemas.microsoft.com/office/word/2018/wordml" xmlns:w16sdtdh="http://schemas.microsoft.com/office/word/2020/wordml/sdtdatahash" xmlns:w16se="http://schemas.microsoft.com/office/word/2015/wordml/symex" mc:Ignorable="w14 w15 w16se w16cid w16 w16cex w16sdtdh">
   <w:docDefaults>
     <w:rPrDefault>
       <w:rPr>
